--- a/fuentes/CF01_63110191.docx
+++ b/fuentes/CF01_63110191.docx
@@ -622,17 +622,7 @@
                 <w:szCs w:val="20"/>
                 <w:lang w:eastAsia="ja-JP"/>
               </w:rPr>
-              <w:t xml:space="preserve">f </w:t>
-            </w:r>
-            <w:r>
-              <w:rPr>
-                <w:b w:val="0"/>
-                <w:bCs w:val="0"/>
-                <w:sz w:val="20"/>
-                <w:szCs w:val="20"/>
-                <w:lang w:eastAsia="ja-JP"/>
-              </w:rPr>
-              <w:t xml:space="preserve">como guía estratégica. Explora la importancia de definir el público objetivo, construyendo el </w:t>
+              <w:t>f</w:t>
             </w:r>
             <w:r>
               <w:rPr>
@@ -644,7 +634,17 @@
                 <w:szCs w:val="20"/>
                 <w:lang w:eastAsia="ja-JP"/>
               </w:rPr>
-              <w:t>b</w:t>
+              <w:t xml:space="preserve"> </w:t>
+            </w:r>
+            <w:r>
+              <w:rPr>
+                <w:b w:val="0"/>
+                <w:bCs w:val="0"/>
+                <w:sz w:val="20"/>
+                <w:szCs w:val="20"/>
+                <w:lang w:eastAsia="ja-JP"/>
+              </w:rPr>
+              <w:t xml:space="preserve">como guía estratégica. Explora la importancia de definir el público objetivo, construyendo el </w:t>
             </w:r>
             <w:r>
               <w:rPr>
@@ -656,7 +656,7 @@
                 <w:szCs w:val="20"/>
                 <w:lang w:eastAsia="ja-JP"/>
               </w:rPr>
-              <w:t>uyer</w:t>
+              <w:t>b</w:t>
             </w:r>
             <w:r>
               <w:rPr>
@@ -668,7 +668,7 @@
                 <w:szCs w:val="20"/>
                 <w:lang w:eastAsia="ja-JP"/>
               </w:rPr>
-              <w:t xml:space="preserve"> </w:t>
+              <w:t>uyer</w:t>
             </w:r>
             <w:r>
               <w:rPr>
@@ -680,29 +680,51 @@
                 <w:szCs w:val="20"/>
                 <w:lang w:eastAsia="ja-JP"/>
               </w:rPr>
-              <w:t>p</w:t>
+              <w:t xml:space="preserve"> </w:t>
             </w:r>
             <w:r>
               <w:rPr>
                 <w:b w:val="0"/>
                 <w:bCs w:val="0"/>
-                <w:i w:val="1"/>
-                <w:iCs w:val="1"/>
+                <w:i w:val="0"/>
+                <w:iCs w:val="0"/>
                 <w:sz w:val="20"/>
                 <w:szCs w:val="20"/>
                 <w:lang w:eastAsia="ja-JP"/>
               </w:rPr>
-              <w:t>ersona</w:t>
+              <w:t>p</w:t>
             </w:r>
             <w:r>
               <w:rPr>
                 <w:b w:val="0"/>
                 <w:bCs w:val="0"/>
+                <w:i w:val="0"/>
+                <w:iCs w:val="0"/>
                 <w:sz w:val="20"/>
                 <w:szCs w:val="20"/>
                 <w:lang w:eastAsia="ja-JP"/>
               </w:rPr>
-              <w:t xml:space="preserve"> para adaptar narrativas a sus necesidades. Además, profundiza en la segmentación de mercados, proporcionando técnicas y buenas prácticas para diseñar campañas impactantes y alineadas con los objetivos de marca.</w:t>
+              <w:t>ersona</w:t>
+            </w:r>
+            <w:r>
+              <w:rPr>
+                <w:b w:val="0"/>
+                <w:bCs w:val="0"/>
+                <w:sz w:val="20"/>
+                <w:szCs w:val="20"/>
+                <w:lang w:eastAsia="ja-JP"/>
+              </w:rPr>
+              <w:t xml:space="preserve"> </w:t>
+            </w:r>
+            <w:r>
+              <w:rPr>
+                <w:b w:val="0"/>
+                <w:bCs w:val="0"/>
+                <w:sz w:val="20"/>
+                <w:szCs w:val="20"/>
+                <w:lang w:eastAsia="ja-JP"/>
+              </w:rPr>
+              <w:t>para adaptar narrativas a sus necesidades. Además, profundiza en la segmentación de mercados, proporcionando técnicas y buenas prácticas para diseñar campañas impactantes y alineadas con los objetivos de marca.</w:t>
             </w:r>
           </w:p>
         </w:tc>
@@ -905,8 +927,8 @@
               <w:rPr>
                 <w:b w:val="0"/>
                 <w:bCs w:val="0"/>
-                <w:i w:val="1"/>
-                <w:iCs w:val="1"/>
+                <w:i w:val="0"/>
+                <w:iCs w:val="0"/>
                 <w:sz w:val="20"/>
                 <w:szCs w:val="20"/>
                 <w:lang w:eastAsia="ja-JP"/>
@@ -917,8 +939,8 @@
               <w:rPr>
                 <w:b w:val="0"/>
                 <w:bCs w:val="0"/>
-                <w:i w:val="1"/>
-                <w:iCs w:val="1"/>
+                <w:i w:val="0"/>
+                <w:iCs w:val="0"/>
                 <w:sz w:val="20"/>
                 <w:szCs w:val="20"/>
                 <w:lang w:eastAsia="ja-JP"/>
@@ -929,11 +951,23 @@
               <w:rPr>
                 <w:b w:val="0"/>
                 <w:bCs w:val="0"/>
+                <w:i w:val="0"/>
+                <w:iCs w:val="0"/>
                 <w:sz w:val="20"/>
                 <w:szCs w:val="20"/>
                 <w:lang w:eastAsia="ja-JP"/>
               </w:rPr>
-              <w:t xml:space="preserve">, </w:t>
+              <w:t>,</w:t>
+            </w:r>
+            <w:r>
+              <w:rPr>
+                <w:b w:val="0"/>
+                <w:bCs w:val="0"/>
+                <w:sz w:val="20"/>
+                <w:szCs w:val="20"/>
+                <w:lang w:eastAsia="ja-JP"/>
+              </w:rPr>
+              <w:t xml:space="preserve"> </w:t>
             </w:r>
             <w:r>
               <w:rPr>
@@ -1479,7 +1513,7 @@
           <w:sz w:val="20"/>
           <w:szCs w:val="20"/>
         </w:rPr>
-        <w:t xml:space="preserve">Buyer </w:t>
+        <w:t>Buyer</w:t>
       </w:r>
       <w:r>
         <w:rPr>
@@ -1490,14 +1524,25 @@
           <w:sz w:val="20"/>
           <w:szCs w:val="20"/>
         </w:rPr>
-        <w:t>p</w:t>
+        <w:t xml:space="preserve"> </w:t>
       </w:r>
       <w:r>
         <w:rPr>
           <w:b w:val="1"/>
           <w:bCs w:val="1"/>
-          <w:i w:val="1"/>
-          <w:iCs w:val="1"/>
+          <w:i w:val="0"/>
+          <w:iCs w:val="0"/>
+          <w:sz w:val="20"/>
+          <w:szCs w:val="20"/>
+        </w:rPr>
+        <w:t>p</w:t>
+      </w:r>
+      <w:r>
+        <w:rPr>
+          <w:b w:val="1"/>
+          <w:bCs w:val="1"/>
+          <w:i w:val="0"/>
+          <w:iCs w:val="0"/>
           <w:sz w:val="20"/>
           <w:szCs w:val="20"/>
         </w:rPr>
@@ -2116,8 +2161,8 @@
       </w:r>
       <w:r>
         <w:rPr>
-          <w:i w:val="1"/>
-          <w:iCs w:val="1"/>
+          <w:i w:val="0"/>
+          <w:iCs w:val="0"/>
           <w:sz w:val="20"/>
           <w:szCs w:val="20"/>
         </w:rPr>
@@ -2125,8 +2170,8 @@
       </w:r>
       <w:r>
         <w:rPr>
-          <w:i w:val="1"/>
-          <w:iCs w:val="1"/>
+          <w:i w:val="0"/>
+          <w:iCs w:val="0"/>
           <w:sz w:val="20"/>
           <w:szCs w:val="20"/>
         </w:rPr>
@@ -2134,10 +2179,19 @@
       </w:r>
       <w:r>
         <w:rPr>
-          <w:sz w:val="20"/>
-          <w:szCs w:val="20"/>
-        </w:rPr>
-        <w:t xml:space="preserve">, la segmentación de mercados, los estándares de segmentación y los principios del </w:t>
+          <w:i w:val="0"/>
+          <w:iCs w:val="0"/>
+          <w:sz w:val="20"/>
+          <w:szCs w:val="20"/>
+        </w:rPr>
+        <w:t>,</w:t>
+      </w:r>
+      <w:r>
+        <w:rPr>
+          <w:sz w:val="20"/>
+          <w:szCs w:val="20"/>
+        </w:rPr>
+        <w:t xml:space="preserve"> la segmentación de mercados, los estándares de segmentación y los principios del </w:t>
       </w:r>
       <w:r>
         <w:rPr>
@@ -8358,12 +8412,108 @@
       </w:r>
       <w:r>
         <w:rPr>
+          <w:i w:val="0"/>
+          <w:iCs w:val="0"/>
+          <w:sz w:val="20"/>
+          <w:szCs w:val="20"/>
+        </w:rPr>
+        <w:t>p</w:t>
+      </w:r>
+      <w:r>
+        <w:rPr>
+          <w:i w:val="0"/>
+          <w:iCs w:val="0"/>
+          <w:sz w:val="20"/>
+          <w:szCs w:val="20"/>
+        </w:rPr>
+        <w:t>ersona</w:t>
+      </w:r>
+      <w:r>
+        <w:rPr>
+          <w:i w:val="0"/>
+          <w:iCs w:val="0"/>
+          <w:sz w:val="20"/>
+          <w:szCs w:val="20"/>
+        </w:rPr>
+        <w:t xml:space="preserve"> </w:t>
+      </w:r>
+      <w:r>
+        <w:rPr>
+          <w:sz w:val="20"/>
+          <w:szCs w:val="20"/>
+        </w:rPr>
+        <w:t xml:space="preserve">es una representación </w:t>
+      </w:r>
+      <w:r>
+        <w:rPr>
+          <w:sz w:val="20"/>
+          <w:szCs w:val="20"/>
+        </w:rPr>
+        <w:t>semificticia</w:t>
+      </w:r>
+      <w:r>
+        <w:rPr>
+          <w:sz w:val="20"/>
+          <w:szCs w:val="20"/>
+        </w:rPr>
+        <w:t xml:space="preserve"> del cliente ideal de una empresa. Se basa en datos reales sobre comportamiento, motivaciones y necesidades del consumidor, permitiendo diseñar estrategias de comunicación más personalizadas y eficaces (HubSpot, 2022).</w:t>
+      </w:r>
+    </w:p>
+    <w:p>
+      <w:pPr>
+        <w:ind w:left="360"/>
+        <w:jc w:val="both"/>
+        <w:rPr>
+          <w:sz w:val="20"/>
+          <w:szCs w:val="20"/>
+        </w:rPr>
+      </w:pPr>
+    </w:p>
+    <w:p>
+      <w:pPr>
+        <w:ind w:left="360"/>
+        <w:jc w:val="both"/>
+        <w:rPr>
+          <w:sz w:val="20"/>
+          <w:szCs w:val="20"/>
+        </w:rPr>
+      </w:pPr>
+      <w:r>
+        <w:rPr>
+          <w:sz w:val="20"/>
+          <w:szCs w:val="20"/>
+        </w:rPr>
+        <w:t xml:space="preserve">Según </w:t>
+      </w:r>
+      <w:r>
+        <w:rPr>
+          <w:sz w:val="20"/>
+          <w:szCs w:val="20"/>
+        </w:rPr>
+        <w:t>Revella</w:t>
+      </w:r>
+      <w:r>
+        <w:rPr>
+          <w:sz w:val="20"/>
+          <w:szCs w:val="20"/>
+        </w:rPr>
+        <w:t xml:space="preserve"> (2015), el</w:t>
+      </w:r>
+      <w:r>
+        <w:rPr>
+          <w:sz w:val="20"/>
+          <w:szCs w:val="20"/>
+        </w:rPr>
+        <w:t xml:space="preserve"> </w:t>
+      </w:r>
+      <w:r>
+        <w:rPr>
           <w:i w:val="1"/>
           <w:iCs w:val="1"/>
           <w:sz w:val="20"/>
           <w:szCs w:val="20"/>
         </w:rPr>
-        <w:t>p</w:t>
+        <w:t>b</w:t>
       </w:r>
       <w:r>
         <w:rPr>
@@ -8372,69 +8522,32 @@
           <w:sz w:val="20"/>
           <w:szCs w:val="20"/>
         </w:rPr>
+        <w:t>uyer</w:t>
+      </w:r>
+      <w:r>
+        <w:rPr>
+          <w:sz w:val="20"/>
+          <w:szCs w:val="20"/>
+        </w:rPr>
+        <w:t xml:space="preserve"> </w:t>
+      </w:r>
+      <w:r>
+        <w:rPr>
+          <w:i w:val="0"/>
+          <w:iCs w:val="0"/>
+          <w:sz w:val="20"/>
+          <w:szCs w:val="20"/>
+        </w:rPr>
+        <w:t>p</w:t>
+      </w:r>
+      <w:r>
+        <w:rPr>
+          <w:i w:val="0"/>
+          <w:iCs w:val="0"/>
+          <w:sz w:val="20"/>
+          <w:szCs w:val="20"/>
+        </w:rPr>
         <w:t>ersona</w:t>
-      </w:r>
-      <w:r>
-        <w:rPr>
-          <w:sz w:val="20"/>
-          <w:szCs w:val="20"/>
-        </w:rPr>
-        <w:t xml:space="preserve"> es una representación </w:t>
-      </w:r>
-      <w:r>
-        <w:rPr>
-          <w:sz w:val="20"/>
-          <w:szCs w:val="20"/>
-        </w:rPr>
-        <w:t>semificticia</w:t>
-      </w:r>
-      <w:r>
-        <w:rPr>
-          <w:sz w:val="20"/>
-          <w:szCs w:val="20"/>
-        </w:rPr>
-        <w:t xml:space="preserve"> del cliente ideal de una empresa. Se basa en datos reales sobre comportamiento, motivaciones y necesidades del consumidor, permitiendo diseñar estrategias de comunicación más personalizadas y eficaces (HubSpot, 2022).</w:t>
-      </w:r>
-    </w:p>
-    <w:p>
-      <w:pPr>
-        <w:ind w:left="360"/>
-        <w:jc w:val="both"/>
-        <w:rPr>
-          <w:sz w:val="20"/>
-          <w:szCs w:val="20"/>
-        </w:rPr>
-      </w:pPr>
-    </w:p>
-    <w:p>
-      <w:pPr>
-        <w:ind w:left="360"/>
-        <w:jc w:val="both"/>
-        <w:rPr>
-          <w:sz w:val="20"/>
-          <w:szCs w:val="20"/>
-        </w:rPr>
-      </w:pPr>
-      <w:r>
-        <w:rPr>
-          <w:sz w:val="20"/>
-          <w:szCs w:val="20"/>
-        </w:rPr>
-        <w:t xml:space="preserve">Según </w:t>
-      </w:r>
-      <w:r>
-        <w:rPr>
-          <w:sz w:val="20"/>
-          <w:szCs w:val="20"/>
-        </w:rPr>
-        <w:t>Revella</w:t>
-      </w:r>
-      <w:r>
-        <w:rPr>
-          <w:sz w:val="20"/>
-          <w:szCs w:val="20"/>
-        </w:rPr>
-        <w:t xml:space="preserve"> (2015), el </w:t>
       </w:r>
       <w:r>
         <w:rPr>
@@ -8443,41 +8556,7 @@
           <w:sz w:val="20"/>
           <w:szCs w:val="20"/>
         </w:rPr>
-        <w:t>b</w:t>
-      </w:r>
-      <w:r>
-        <w:rPr>
-          <w:i w:val="1"/>
-          <w:iCs w:val="1"/>
-          <w:sz w:val="20"/>
-          <w:szCs w:val="20"/>
-        </w:rPr>
-        <w:t>uyer</w:t>
-      </w:r>
-      <w:r>
-        <w:rPr>
-          <w:sz w:val="20"/>
-          <w:szCs w:val="20"/>
-        </w:rPr>
         <w:t xml:space="preserve"> </w:t>
-      </w:r>
-      <w:r>
-        <w:rPr>
-          <w:i w:val="1"/>
-          <w:iCs w:val="1"/>
-          <w:sz w:val="20"/>
-          <w:szCs w:val="20"/>
-        </w:rPr>
-        <w:t>p</w:t>
-      </w:r>
-      <w:r>
-        <w:rPr>
-          <w:i w:val="1"/>
-          <w:iCs w:val="1"/>
-          <w:sz w:val="20"/>
-          <w:szCs w:val="20"/>
-        </w:rPr>
-        <w:t xml:space="preserve">ersona </w:t>
       </w:r>
       <w:r>
         <w:rPr>
@@ -8558,8 +8637,8 @@
       </w:r>
       <w:r>
         <w:rPr>
-          <w:i/>
-          <w:iCs/>
+          <w:i w:val="1"/>
+          <w:iCs w:val="1"/>
           <w:sz w:val="20"/>
           <w:szCs w:val="20"/>
         </w:rPr>
@@ -8585,12 +8664,30 @@
           <w:sz w:val="20"/>
           <w:szCs w:val="20"/>
         </w:rPr>
-        <w:t>uyer persona</w:t>
-      </w:r>
-      <w:r>
-        <w:rPr>
-          <w:i/>
-          <w:iCs/>
+        <w:t>uyer</w:t>
+      </w:r>
+      <w:r>
+        <w:rPr>
+          <w:rStyle w:val="nfasis"/>
+          <w:sz w:val="20"/>
+          <w:szCs w:val="20"/>
+        </w:rPr>
+        <w:t xml:space="preserve"> </w:t>
+      </w:r>
+      <w:r>
+        <w:rPr>
+          <w:rStyle w:val="nfasis"/>
+          <w:i w:val="0"/>
+          <w:iCs w:val="0"/>
+          <w:sz w:val="20"/>
+          <w:szCs w:val="20"/>
+        </w:rPr>
+        <w:t>persona</w:t>
+      </w:r>
+      <w:r>
+        <w:rPr>
+          <w:i w:val="1"/>
+          <w:iCs w:val="1"/>
           <w:sz w:val="20"/>
           <w:szCs w:val="20"/>
         </w:rPr>
@@ -8601,7 +8698,21 @@
           <w:sz w:val="20"/>
           <w:szCs w:val="20"/>
         </w:rPr>
-        <w:t xml:space="preserve"> una representación semificticia </w:t>
+        <w:t xml:space="preserve"> una representación </w:t>
+      </w:r>
+      <w:r>
+        <w:rPr>
+          <w:sz w:val="20"/>
+          <w:szCs w:val="20"/>
+        </w:rPr>
+        <w:t>semificticia</w:t>
+      </w:r>
+      <w:r>
+        <w:rPr>
+          <w:sz w:val="20"/>
+          <w:szCs w:val="20"/>
+        </w:rPr>
+        <w:t xml:space="preserve"> </w:t>
       </w:r>
       <w:r>
         <w:rPr>
@@ -9068,11 +9179,11 @@
       <w:pPr>
         <w:pStyle w:val="Prrafodelista"/>
         <w:pBdr>
-          <w:top w:val="nil"/>
-          <w:left w:val="nil"/>
-          <w:bottom w:val="nil"/>
-          <w:right w:val="nil"/>
-          <w:between w:val="nil"/>
+          <w:top w:val="nil" w:color="000000" w:sz="0" w:space="0"/>
+          <w:left w:val="nil" w:color="000000" w:sz="0" w:space="0"/>
+          <w:bottom w:val="nil" w:color="000000" w:sz="0" w:space="0"/>
+          <w:right w:val="nil" w:color="000000" w:sz="0" w:space="0"/>
+          <w:between w:val="nil" w:color="000000" w:sz="0" w:space="0"/>
         </w:pBdr>
         <w:spacing w:after="160"/>
         <w:ind w:left="360"/>
@@ -9085,7 +9196,7 @@
       </w:pPr>
       <w:r>
         <w:rPr>
-          <w:color w:val="000000"/>
+          <w:color w:val="000000" w:themeColor="text1" w:themeTint="FF" w:themeShade="FF"/>
           <w:sz w:val="20"/>
           <w:szCs w:val="20"/>
         </w:rPr>
@@ -9093,9 +9204,9 @@
       </w:r>
       <w:r>
         <w:rPr>
-          <w:i/>
-          <w:iCs/>
-          <w:color w:val="000000"/>
+          <w:i w:val="1"/>
+          <w:iCs w:val="1"/>
+          <w:color w:val="000000" w:themeColor="text1" w:themeTint="FF" w:themeShade="FF"/>
           <w:sz w:val="20"/>
           <w:szCs w:val="20"/>
         </w:rPr>
@@ -9103,9 +9214,9 @@
       </w:r>
       <w:r>
         <w:rPr>
-          <w:i/>
-          <w:iCs/>
-          <w:color w:val="000000"/>
+          <w:i w:val="1"/>
+          <w:iCs w:val="1"/>
+          <w:color w:val="000000" w:themeColor="text1" w:themeTint="FF" w:themeShade="FF"/>
           <w:sz w:val="20"/>
           <w:szCs w:val="20"/>
         </w:rPr>
@@ -9113,9 +9224,9 @@
       </w:r>
       <w:r>
         <w:rPr>
-          <w:i/>
-          <w:iCs/>
-          <w:color w:val="000000"/>
+          <w:i w:val="0"/>
+          <w:iCs w:val="0"/>
+          <w:color w:val="000000" w:themeColor="text1" w:themeTint="FF" w:themeShade="FF"/>
           <w:sz w:val="20"/>
           <w:szCs w:val="20"/>
         </w:rPr>
@@ -9123,9 +9234,9 @@
       </w:r>
       <w:r>
         <w:rPr>
-          <w:i/>
-          <w:iCs/>
-          <w:color w:val="000000"/>
+          <w:i w:val="0"/>
+          <w:iCs w:val="0"/>
+          <w:color w:val="000000" w:themeColor="text1" w:themeTint="FF" w:themeShade="FF"/>
           <w:sz w:val="20"/>
           <w:szCs w:val="20"/>
         </w:rPr>
@@ -9133,7 +9244,7 @@
       </w:r>
       <w:r>
         <w:rPr>
-          <w:color w:val="000000"/>
+          <w:color w:val="000000" w:themeColor="text1" w:themeTint="FF" w:themeShade="FF"/>
           <w:sz w:val="20"/>
           <w:szCs w:val="20"/>
         </w:rPr>
@@ -9141,7 +9252,7 @@
       </w:r>
       <w:r>
         <w:rPr>
-          <w:color w:val="000000"/>
+          <w:color w:val="000000" w:themeColor="text1" w:themeTint="FF" w:themeShade="FF"/>
           <w:sz w:val="20"/>
           <w:szCs w:val="20"/>
         </w:rPr>
@@ -9149,7 +9260,7 @@
       </w:r>
       <w:r>
         <w:rPr>
-          <w:color w:val="000000"/>
+          <w:color w:val="000000" w:themeColor="text1" w:themeTint="FF" w:themeShade="FF"/>
           <w:sz w:val="20"/>
           <w:szCs w:val="20"/>
         </w:rPr>
@@ -9157,7 +9268,7 @@
       </w:r>
       <w:r>
         <w:rPr>
-          <w:color w:val="000000"/>
+          <w:color w:val="000000" w:themeColor="text1" w:themeTint="FF" w:themeShade="FF"/>
           <w:sz w:val="20"/>
           <w:szCs w:val="20"/>
         </w:rPr>
@@ -9165,7 +9276,7 @@
       </w:r>
       <w:r>
         <w:rPr>
-          <w:color w:val="000000"/>
+          <w:color w:val="000000" w:themeColor="text1" w:themeTint="FF" w:themeShade="FF"/>
           <w:sz w:val="20"/>
           <w:szCs w:val="20"/>
         </w:rPr>
@@ -10012,8 +10123,8 @@
       </w:r>
       <w:r>
         <w:rPr>
-          <w:i/>
-          <w:iCs/>
+          <w:i w:val="1"/>
+          <w:iCs w:val="1"/>
           <w:sz w:val="20"/>
           <w:szCs w:val="20"/>
         </w:rPr>
@@ -10028,8 +10139,8 @@
       </w:r>
       <w:r>
         <w:rPr>
-          <w:i/>
-          <w:iCs/>
+          <w:i w:val="0"/>
+          <w:iCs w:val="0"/>
           <w:sz w:val="20"/>
           <w:szCs w:val="20"/>
         </w:rPr>
@@ -10037,6 +10148,8 @@
       </w:r>
       <w:r>
         <w:rPr>
+          <w:i w:val="0"/>
+          <w:iCs w:val="0"/>
           <w:sz w:val="20"/>
           <w:szCs w:val="20"/>
         </w:rPr>
@@ -10065,8 +10178,8 @@
       </w:r>
       <w:r>
         <w:rPr>
-          <w:i/>
-          <w:iCs/>
+          <w:i w:val="1"/>
+          <w:iCs w:val="1"/>
           <w:sz w:val="20"/>
           <w:szCs w:val="20"/>
         </w:rPr>
@@ -10074,8 +10187,8 @@
       </w:r>
       <w:r>
         <w:rPr>
-          <w:i/>
-          <w:iCs/>
+          <w:i w:val="1"/>
+          <w:iCs w:val="1"/>
           <w:sz w:val="20"/>
           <w:szCs w:val="20"/>
         </w:rPr>
@@ -10083,6 +10196,8 @@
       </w:r>
       <w:r>
         <w:rPr>
+          <w:i w:val="1"/>
+          <w:iCs w:val="1"/>
           <w:sz w:val="20"/>
           <w:szCs w:val="20"/>
         </w:rPr>
@@ -10090,8 +10205,8 @@
       </w:r>
       <w:r>
         <w:rPr>
-          <w:i/>
-          <w:iCs/>
+          <w:i w:val="0"/>
+          <w:iCs w:val="0"/>
           <w:sz w:val="20"/>
           <w:szCs w:val="20"/>
         </w:rPr>
@@ -10131,6 +10246,7 @@
         <w:tc>
           <w:tcPr>
             <w:tcW w:w="0" w:type="auto"/>
+            <w:tcMar/>
             <w:hideMark/>
           </w:tcPr>
           <w:p>
@@ -10161,6 +10277,7 @@
         <w:tc>
           <w:tcPr>
             <w:tcW w:w="2746" w:type="dxa"/>
+            <w:tcMar/>
             <w:hideMark/>
           </w:tcPr>
           <w:p>
@@ -10196,6 +10313,7 @@
         <w:tc>
           <w:tcPr>
             <w:tcW w:w="6888" w:type="dxa"/>
+            <w:tcMar/>
             <w:hideMark/>
           </w:tcPr>
           <w:p>
@@ -10220,6 +10338,7 @@
         <w:tc>
           <w:tcPr>
             <w:tcW w:w="0" w:type="auto"/>
+            <w:tcMar/>
             <w:hideMark/>
           </w:tcPr>
           <w:p>
@@ -10242,6 +10361,7 @@
         <w:tc>
           <w:tcPr>
             <w:tcW w:w="2746" w:type="dxa"/>
+            <w:tcMar/>
             <w:hideMark/>
           </w:tcPr>
           <w:p>
@@ -10277,6 +10397,7 @@
         <w:tc>
           <w:tcPr>
             <w:tcW w:w="6888" w:type="dxa"/>
+            <w:tcMar/>
             <w:hideMark/>
           </w:tcPr>
           <w:p>
@@ -10301,6 +10422,7 @@
         <w:tc>
           <w:tcPr>
             <w:tcW w:w="0" w:type="auto"/>
+            <w:tcMar/>
             <w:hideMark/>
           </w:tcPr>
           <w:p>
@@ -10323,22 +10445,23 @@
         <w:tc>
           <w:tcPr>
             <w:tcW w:w="2746" w:type="dxa"/>
+            <w:tcMar/>
             <w:hideMark/>
           </w:tcPr>
           <w:p>
             <w:pPr>
               <w:spacing w:line="276" w:lineRule="auto"/>
               <w:rPr>
-                <w:b/>
-                <w:bCs/>
-                <w:sz w:val="20"/>
-                <w:szCs w:val="20"/>
-              </w:rPr>
-            </w:pPr>
-            <w:r>
-              <w:rPr>
-                <w:b/>
-                <w:bCs/>
+                <w:b w:val="1"/>
+                <w:bCs w:val="1"/>
+                <w:sz w:val="20"/>
+                <w:szCs w:val="20"/>
+              </w:rPr>
+            </w:pPr>
+            <w:r>
+              <w:rPr>
+                <w:b w:val="1"/>
+                <w:bCs w:val="1"/>
                 <w:sz w:val="20"/>
                 <w:szCs w:val="20"/>
               </w:rPr>
@@ -10347,18 +10470,40 @@
             <w:r>
               <w:rPr>
                 <w:rStyle w:val="nfasis"/>
-                <w:b/>
-                <w:bCs/>
-                <w:sz w:val="20"/>
-                <w:szCs w:val="20"/>
-              </w:rPr>
-              <w:t>buyer persona</w:t>
+                <w:b w:val="1"/>
+                <w:bCs w:val="1"/>
+                <w:sz w:val="20"/>
+                <w:szCs w:val="20"/>
+              </w:rPr>
+              <w:t>buyer</w:t>
             </w:r>
             <w:r>
               <w:rPr>
                 <w:rStyle w:val="nfasis"/>
-                <w:b/>
-                <w:bCs/>
+                <w:b w:val="1"/>
+                <w:bCs w:val="1"/>
+                <w:sz w:val="20"/>
+                <w:szCs w:val="20"/>
+              </w:rPr>
+              <w:t xml:space="preserve"> </w:t>
+            </w:r>
+            <w:r>
+              <w:rPr>
+                <w:rStyle w:val="nfasis"/>
+                <w:b w:val="1"/>
+                <w:bCs w:val="1"/>
+                <w:i w:val="0"/>
+                <w:iCs w:val="0"/>
+                <w:sz w:val="20"/>
+                <w:szCs w:val="20"/>
+              </w:rPr>
+              <w:t>persona</w:t>
+            </w:r>
+            <w:r>
+              <w:rPr>
+                <w:rStyle w:val="nfasis"/>
+                <w:b w:val="1"/>
+                <w:bCs w:val="1"/>
                 <w:sz w:val="20"/>
                 <w:szCs w:val="20"/>
               </w:rPr>
@@ -10369,6 +10514,7 @@
         <w:tc>
           <w:tcPr>
             <w:tcW w:w="6888" w:type="dxa"/>
+            <w:tcMar/>
             <w:hideMark/>
           </w:tcPr>
           <w:p>
@@ -10393,6 +10539,7 @@
         <w:tc>
           <w:tcPr>
             <w:tcW w:w="0" w:type="auto"/>
+            <w:tcMar/>
             <w:hideMark/>
           </w:tcPr>
           <w:p>
@@ -10415,22 +10562,23 @@
         <w:tc>
           <w:tcPr>
             <w:tcW w:w="2746" w:type="dxa"/>
+            <w:tcMar/>
             <w:hideMark/>
           </w:tcPr>
           <w:p>
             <w:pPr>
               <w:spacing w:line="276" w:lineRule="auto"/>
               <w:rPr>
-                <w:b/>
-                <w:bCs/>
-                <w:sz w:val="20"/>
-                <w:szCs w:val="20"/>
-              </w:rPr>
-            </w:pPr>
-            <w:r>
-              <w:rPr>
-                <w:b/>
-                <w:bCs/>
+                <w:b w:val="1"/>
+                <w:bCs w:val="1"/>
+                <w:sz w:val="20"/>
+                <w:szCs w:val="20"/>
+              </w:rPr>
+            </w:pPr>
+            <w:r>
+              <w:rPr>
+                <w:b w:val="1"/>
+                <w:bCs w:val="1"/>
                 <w:sz w:val="20"/>
                 <w:szCs w:val="20"/>
               </w:rPr>
@@ -10439,18 +10587,40 @@
             <w:r>
               <w:rPr>
                 <w:rStyle w:val="nfasis"/>
-                <w:b/>
-                <w:bCs/>
-                <w:sz w:val="20"/>
-                <w:szCs w:val="20"/>
-              </w:rPr>
-              <w:t>buyer persona</w:t>
+                <w:b w:val="1"/>
+                <w:bCs w:val="1"/>
+                <w:sz w:val="20"/>
+                <w:szCs w:val="20"/>
+              </w:rPr>
+              <w:t>buyer</w:t>
             </w:r>
             <w:r>
               <w:rPr>
                 <w:rStyle w:val="nfasis"/>
-                <w:b/>
-                <w:bCs/>
+                <w:b w:val="1"/>
+                <w:bCs w:val="1"/>
+                <w:sz w:val="20"/>
+                <w:szCs w:val="20"/>
+              </w:rPr>
+              <w:t xml:space="preserve"> </w:t>
+            </w:r>
+            <w:r>
+              <w:rPr>
+                <w:rStyle w:val="nfasis"/>
+                <w:b w:val="1"/>
+                <w:bCs w:val="1"/>
+                <w:i w:val="0"/>
+                <w:iCs w:val="0"/>
+                <w:sz w:val="20"/>
+                <w:szCs w:val="20"/>
+              </w:rPr>
+              <w:t>persona</w:t>
+            </w:r>
+            <w:r>
+              <w:rPr>
+                <w:rStyle w:val="nfasis"/>
+                <w:b w:val="1"/>
+                <w:bCs w:val="1"/>
                 <w:sz w:val="20"/>
                 <w:szCs w:val="20"/>
               </w:rPr>
@@ -10461,6 +10631,7 @@
         <w:tc>
           <w:tcPr>
             <w:tcW w:w="6888" w:type="dxa"/>
+            <w:tcMar/>
             <w:hideMark/>
           </w:tcPr>
           <w:p>
@@ -10485,6 +10656,7 @@
         <w:tc>
           <w:tcPr>
             <w:tcW w:w="0" w:type="auto"/>
+            <w:tcMar/>
             <w:hideMark/>
           </w:tcPr>
           <w:p>
@@ -10507,6 +10679,7 @@
         <w:tc>
           <w:tcPr>
             <w:tcW w:w="2746" w:type="dxa"/>
+            <w:tcMar/>
             <w:hideMark/>
           </w:tcPr>
           <w:p>
@@ -10542,6 +10715,7 @@
         <w:tc>
           <w:tcPr>
             <w:tcW w:w="6888" w:type="dxa"/>
+            <w:tcMar/>
             <w:hideMark/>
           </w:tcPr>
           <w:p>
@@ -10565,10 +10739,30 @@
                 <w:sz w:val="20"/>
                 <w:szCs w:val="20"/>
               </w:rPr>
-              <w:t>buyer persona</w:t>
-            </w:r>
-            <w:r>
-              <w:rPr>
+              <w:t>buyer</w:t>
+            </w:r>
+            <w:r>
+              <w:rPr>
+                <w:rStyle w:val="nfasis"/>
+                <w:sz w:val="20"/>
+                <w:szCs w:val="20"/>
+              </w:rPr>
+              <w:t xml:space="preserve"> </w:t>
+            </w:r>
+            <w:r>
+              <w:rPr>
+                <w:rStyle w:val="nfasis"/>
+                <w:i w:val="0"/>
+                <w:iCs w:val="0"/>
+                <w:sz w:val="20"/>
+                <w:szCs w:val="20"/>
+              </w:rPr>
+              <w:t>persona</w:t>
+            </w:r>
+            <w:r>
+              <w:rPr>
+                <w:i w:val="0"/>
+                <w:iCs w:val="0"/>
                 <w:sz w:val="20"/>
                 <w:szCs w:val="20"/>
               </w:rPr>
@@ -10609,12 +10803,30 @@
       </w:r>
       <w:r>
         <w:rPr>
-          <w:i/>
-          <w:iCs/>
-          <w:sz w:val="20"/>
-          <w:szCs w:val="20"/>
-        </w:rPr>
-        <w:t>buyer persona</w:t>
+          <w:i w:val="1"/>
+          <w:iCs w:val="1"/>
+          <w:sz w:val="20"/>
+          <w:szCs w:val="20"/>
+        </w:rPr>
+        <w:t>buyer</w:t>
+      </w:r>
+      <w:r>
+        <w:rPr>
+          <w:i w:val="1"/>
+          <w:iCs w:val="1"/>
+          <w:sz w:val="20"/>
+          <w:szCs w:val="20"/>
+        </w:rPr>
+        <w:t xml:space="preserve"> </w:t>
+      </w:r>
+      <w:r>
+        <w:rPr>
+          <w:i w:val="0"/>
+          <w:iCs w:val="0"/>
+          <w:sz w:val="20"/>
+          <w:szCs w:val="20"/>
+        </w:rPr>
+        <w:t>persona</w:t>
       </w:r>
       <w:r>
         <w:rPr>
@@ -10632,15 +10844,35 @@
       </w:r>
       <w:r>
         <w:rPr>
-          <w:i/>
-          <w:iCs/>
-          <w:sz w:val="20"/>
-          <w:szCs w:val="20"/>
-        </w:rPr>
-        <w:t>buyer persona</w:t>
-      </w:r>
-      <w:r>
-        <w:rPr>
+          <w:i w:val="1"/>
+          <w:iCs w:val="1"/>
+          <w:sz w:val="20"/>
+          <w:szCs w:val="20"/>
+        </w:rPr>
+        <w:t>buyer</w:t>
+      </w:r>
+      <w:r>
+        <w:rPr>
+          <w:i w:val="1"/>
+          <w:iCs w:val="1"/>
+          <w:sz w:val="20"/>
+          <w:szCs w:val="20"/>
+        </w:rPr>
+        <w:t xml:space="preserve"> </w:t>
+      </w:r>
+      <w:r>
+        <w:rPr>
+          <w:i w:val="0"/>
+          <w:iCs w:val="0"/>
+          <w:sz w:val="20"/>
+          <w:szCs w:val="20"/>
+        </w:rPr>
+        <w:t>persona</w:t>
+      </w:r>
+      <w:r>
+        <w:rPr>
+          <w:i w:val="0"/>
+          <w:iCs w:val="0"/>
           <w:sz w:val="20"/>
           <w:szCs w:val="20"/>
         </w:rPr>
@@ -10689,6 +10921,7 @@
         <w:tc>
           <w:tcPr>
             <w:tcW w:w="0" w:type="auto"/>
+            <w:tcMar/>
             <w:hideMark/>
           </w:tcPr>
           <w:p>
@@ -10733,6 +10966,7 @@
         <w:tc>
           <w:tcPr>
             <w:tcW w:w="0" w:type="auto"/>
+            <w:tcMar/>
             <w:hideMark/>
           </w:tcPr>
           <w:p>
@@ -10761,6 +10995,7 @@
         <w:tc>
           <w:tcPr>
             <w:tcW w:w="0" w:type="auto"/>
+            <w:tcMar/>
             <w:hideMark/>
           </w:tcPr>
           <w:p>
@@ -10797,6 +11032,7 @@
         <w:tc>
           <w:tcPr>
             <w:tcW w:w="0" w:type="auto"/>
+            <w:tcMar/>
             <w:hideMark/>
           </w:tcPr>
           <w:p>
@@ -10817,8 +11053,8 @@
             </w:r>
             <w:r>
               <w:rPr>
-                <w:i/>
-                <w:iCs/>
+                <w:i w:val="1"/>
+                <w:iCs w:val="1"/>
                 <w:sz w:val="20"/>
                 <w:szCs w:val="20"/>
               </w:rPr>
@@ -10833,8 +11069,8 @@
             </w:r>
             <w:r>
               <w:rPr>
-                <w:i/>
-                <w:iCs/>
+                <w:i w:val="0"/>
+                <w:iCs w:val="0"/>
                 <w:sz w:val="20"/>
                 <w:szCs w:val="20"/>
               </w:rPr>
@@ -10864,6 +11100,7 @@
         <w:tc>
           <w:tcPr>
             <w:tcW w:w="0" w:type="auto"/>
+            <w:tcMar/>
             <w:hideMark/>
           </w:tcPr>
           <w:p>
@@ -10900,6 +11137,7 @@
         <w:tc>
           <w:tcPr>
             <w:tcW w:w="0" w:type="auto"/>
+            <w:tcMar/>
             <w:hideMark/>
           </w:tcPr>
           <w:p>
@@ -10928,6 +11166,7 @@
         <w:tc>
           <w:tcPr>
             <w:tcW w:w="0" w:type="auto"/>
+            <w:tcMar/>
             <w:hideMark/>
           </w:tcPr>
           <w:p>
@@ -10964,6 +11203,7 @@
         <w:tc>
           <w:tcPr>
             <w:tcW w:w="0" w:type="auto"/>
+            <w:tcMar/>
             <w:hideMark/>
           </w:tcPr>
           <w:p>
@@ -13435,15 +13675,45 @@
           <w:sz w:val="20"/>
           <w:szCs w:val="20"/>
         </w:rPr>
-        <w:t>buyer persona</w:t>
-      </w:r>
-      <w:r>
-        <w:rPr>
+        <w:t>buyer</w:t>
+      </w:r>
+      <w:r>
+        <w:rPr>
+          <w:rStyle w:val="nfasis"/>
           <w:rFonts w:ascii="Arial" w:hAnsi="Arial" w:cs="Arial"/>
           <w:sz w:val="20"/>
           <w:szCs w:val="20"/>
         </w:rPr>
-        <w:t>, su construcción y motivaciones clave.</w:t>
+        <w:t xml:space="preserve"> </w:t>
+      </w:r>
+      <w:r>
+        <w:rPr>
+          <w:rStyle w:val="nfasis"/>
+          <w:rFonts w:ascii="Arial" w:hAnsi="Arial" w:cs="Arial"/>
+          <w:i w:val="0"/>
+          <w:iCs w:val="0"/>
+          <w:sz w:val="20"/>
+          <w:szCs w:val="20"/>
+        </w:rPr>
+        <w:t>persona</w:t>
+      </w:r>
+      <w:r>
+        <w:rPr>
+          <w:rFonts w:ascii="Arial" w:hAnsi="Arial" w:cs="Arial"/>
+          <w:i w:val="0"/>
+          <w:iCs w:val="0"/>
+          <w:sz w:val="20"/>
+          <w:szCs w:val="20"/>
+        </w:rPr>
+        <w:t>,</w:t>
+      </w:r>
+      <w:r>
+        <w:rPr>
+          <w:rFonts w:ascii="Arial" w:hAnsi="Arial" w:cs="Arial"/>
+          <w:sz w:val="20"/>
+          <w:szCs w:val="20"/>
+        </w:rPr>
+        <w:t xml:space="preserve"> su construcción y motivaciones clave.</w:t>
       </w:r>
       <w:r>
         <w:rPr>
@@ -13681,6 +13951,7 @@
             <w:tcW w:w="0" w:type="auto"/>
             <w:gridSpan w:val="2"/>
             <w:shd w:val="clear" w:color="auto" w:fill="000000" w:themeFill="text1"/>
+            <w:tcMar/>
             <w:vAlign w:val="center"/>
           </w:tcPr>
           <w:p>
@@ -13713,6 +13984,7 @@
         <w:tc>
           <w:tcPr>
             <w:tcW w:w="2693" w:type="dxa"/>
+            <w:tcMar/>
             <w:vAlign w:val="center"/>
           </w:tcPr>
           <w:p>
@@ -13741,6 +14013,7 @@
         <w:tc>
           <w:tcPr>
             <w:tcW w:w="6848" w:type="dxa"/>
+            <w:tcMar/>
             <w:vAlign w:val="center"/>
           </w:tcPr>
           <w:p>
@@ -13789,6 +14062,7 @@
         <w:tc>
           <w:tcPr>
             <w:tcW w:w="2693" w:type="dxa"/>
+            <w:tcMar/>
             <w:vAlign w:val="center"/>
           </w:tcPr>
           <w:p>
@@ -13817,6 +14091,7 @@
         <w:tc>
           <w:tcPr>
             <w:tcW w:w="6848" w:type="dxa"/>
+            <w:tcMar/>
             <w:vAlign w:val="center"/>
           </w:tcPr>
           <w:p>
@@ -13850,19 +14125,46 @@
             </w:r>
             <w:r>
               <w:rPr>
-                <w:i/>
-                <w:iCs/>
-                <w:sz w:val="20"/>
-                <w:szCs w:val="20"/>
-              </w:rPr>
-              <w:t>buyer persona</w:t>
-            </w:r>
-            <w:r>
-              <w:rPr>
-                <w:sz w:val="20"/>
-                <w:szCs w:val="20"/>
-              </w:rPr>
-              <w:t xml:space="preserve"> y la segmentación de mercados</w:t>
+                <w:i w:val="1"/>
+                <w:iCs w:val="1"/>
+                <w:sz w:val="20"/>
+                <w:szCs w:val="20"/>
+              </w:rPr>
+              <w:t>buyer</w:t>
+            </w:r>
+            <w:r>
+              <w:rPr>
+                <w:i w:val="1"/>
+                <w:iCs w:val="1"/>
+                <w:sz w:val="20"/>
+                <w:szCs w:val="20"/>
+              </w:rPr>
+              <w:t xml:space="preserve"> </w:t>
+            </w:r>
+            <w:r>
+              <w:rPr>
+                <w:i w:val="0"/>
+                <w:iCs w:val="0"/>
+                <w:sz w:val="20"/>
+                <w:szCs w:val="20"/>
+              </w:rPr>
+              <w:t>persona</w:t>
+            </w:r>
+            <w:r>
+              <w:rPr>
+                <w:i w:val="0"/>
+                <w:iCs w:val="0"/>
+                <w:sz w:val="20"/>
+                <w:szCs w:val="20"/>
+              </w:rPr>
+              <w:t xml:space="preserve"> </w:t>
+            </w:r>
+            <w:r>
+              <w:rPr>
+                <w:sz w:val="20"/>
+                <w:szCs w:val="20"/>
+              </w:rPr>
+              <w:t>y la segmentación de mercados</w:t>
             </w:r>
             <w:r>
               <w:rPr>
@@ -13888,6 +14190,7 @@
         <w:tc>
           <w:tcPr>
             <w:tcW w:w="2693" w:type="dxa"/>
+            <w:tcMar/>
             <w:vAlign w:val="center"/>
           </w:tcPr>
           <w:p>
@@ -13916,6 +14219,7 @@
         <w:tc>
           <w:tcPr>
             <w:tcW w:w="6848" w:type="dxa"/>
+            <w:tcMar/>
             <w:vAlign w:val="center"/>
           </w:tcPr>
           <w:p>
@@ -14014,6 +14318,7 @@
         <w:tc>
           <w:tcPr>
             <w:tcW w:w="2693" w:type="dxa"/>
+            <w:tcMar/>
             <w:vAlign w:val="center"/>
           </w:tcPr>
           <w:p>
@@ -14064,6 +14369,7 @@
         <w:tc>
           <w:tcPr>
             <w:tcW w:w="6848" w:type="dxa"/>
+            <w:tcMar/>
             <w:vAlign w:val="center"/>
           </w:tcPr>
           <w:p>
@@ -14192,10 +14498,10 @@
           <w:tcPr>
             <w:tcW w:w="2517" w:type="dxa"/>
             <w:tcBorders>
-              <w:top w:val="single" w:color="000000" w:sz="4" w:space="0"/>
-              <w:left w:val="single" w:color="000000" w:sz="4" w:space="0"/>
-              <w:bottom w:val="single" w:color="000000" w:sz="4" w:space="0"/>
-              <w:right w:val="single" w:color="000000" w:sz="4" w:space="0"/>
+              <w:top w:val="single" w:color="000000" w:themeColor="text1" w:sz="4" w:space="0"/>
+              <w:left w:val="single" w:color="000000" w:themeColor="text1" w:sz="4" w:space="0"/>
+              <w:bottom w:val="single" w:color="000000" w:themeColor="text1" w:sz="4" w:space="0"/>
+              <w:right w:val="single" w:color="000000" w:themeColor="text1" w:sz="4" w:space="0"/>
             </w:tcBorders>
             <w:shd w:val="clear" w:color="auto" w:fill="000000" w:themeFill="text1"/>
             <w:tcMar>
@@ -14230,10 +14536,10 @@
           <w:tcPr>
             <w:tcW w:w="2517" w:type="dxa"/>
             <w:tcBorders>
-              <w:top w:val="single" w:color="000000" w:sz="4" w:space="0"/>
-              <w:left w:val="single" w:color="000000" w:sz="4" w:space="0"/>
-              <w:bottom w:val="single" w:color="000000" w:sz="4" w:space="0"/>
-              <w:right w:val="single" w:color="000000" w:sz="4" w:space="0"/>
+              <w:top w:val="single" w:color="000000" w:themeColor="text1" w:sz="4" w:space="0"/>
+              <w:left w:val="single" w:color="000000" w:themeColor="text1" w:sz="4" w:space="0"/>
+              <w:bottom w:val="single" w:color="000000" w:themeColor="text1" w:sz="4" w:space="0"/>
+              <w:right w:val="single" w:color="000000" w:themeColor="text1" w:sz="4" w:space="0"/>
             </w:tcBorders>
             <w:shd w:val="clear" w:color="auto" w:fill="000000" w:themeFill="text1"/>
             <w:tcMar>
@@ -14268,10 +14574,10 @@
           <w:tcPr>
             <w:tcW w:w="2519" w:type="dxa"/>
             <w:tcBorders>
-              <w:top w:val="single" w:color="000000" w:sz="4" w:space="0"/>
-              <w:left w:val="single" w:color="000000" w:sz="4" w:space="0"/>
-              <w:bottom w:val="single" w:color="000000" w:sz="4" w:space="0"/>
-              <w:right w:val="single" w:color="000000" w:sz="4" w:space="0"/>
+              <w:top w:val="single" w:color="000000" w:themeColor="text1" w:sz="4" w:space="0"/>
+              <w:left w:val="single" w:color="000000" w:themeColor="text1" w:sz="4" w:space="0"/>
+              <w:bottom w:val="single" w:color="000000" w:themeColor="text1" w:sz="4" w:space="0"/>
+              <w:right w:val="single" w:color="000000" w:themeColor="text1" w:sz="4" w:space="0"/>
             </w:tcBorders>
             <w:shd w:val="clear" w:color="auto" w:fill="000000" w:themeFill="text1"/>
             <w:tcMar>
@@ -14326,8 +14632,8 @@
             <w:tcW w:w="2519" w:type="dxa"/>
             <w:tcBorders>
               <w:top w:val="nil"/>
-              <w:left w:val="single" w:color="000000" w:sz="4" w:space="0"/>
-              <w:bottom w:val="single" w:color="000000" w:sz="4" w:space="0"/>
+              <w:left w:val="single" w:color="000000" w:themeColor="text1" w:sz="4" w:space="0"/>
+              <w:bottom w:val="single" w:color="000000" w:themeColor="text1" w:sz="4" w:space="0"/>
               <w:right w:val="nil"/>
             </w:tcBorders>
             <w:shd w:val="clear" w:color="auto" w:fill="000000" w:themeFill="text1"/>
@@ -14387,7 +14693,7 @@
           <w:tcPr>
             <w:tcW w:w="2517" w:type="dxa"/>
             <w:tcBorders>
-              <w:top w:val="single" w:color="000000" w:sz="4" w:space="0"/>
+              <w:top w:val="single" w:color="000000" w:themeColor="text1" w:sz="4" w:space="0"/>
             </w:tcBorders>
             <w:shd w:val="clear" w:color="auto" w:fill="auto"/>
             <w:tcMar>
@@ -14436,7 +14742,7 @@
           <w:tcPr>
             <w:tcW w:w="2517" w:type="dxa"/>
             <w:tcBorders>
-              <w:top w:val="single" w:color="000000" w:sz="4" w:space="0"/>
+              <w:top w:val="single" w:color="000000" w:themeColor="text1" w:sz="4" w:space="0"/>
             </w:tcBorders>
             <w:shd w:val="clear" w:color="auto" w:fill="auto"/>
             <w:tcMar>
@@ -14490,7 +14796,7 @@
           <w:tcPr>
             <w:tcW w:w="2519" w:type="dxa"/>
             <w:tcBorders>
-              <w:top w:val="single" w:color="000000" w:sz="4" w:space="0"/>
+              <w:top w:val="single" w:color="000000" w:themeColor="text1" w:sz="4" w:space="0"/>
             </w:tcBorders>
             <w:shd w:val="clear" w:color="auto" w:fill="auto"/>
             <w:tcMar>
@@ -14525,7 +14831,7 @@
           <w:tcPr>
             <w:tcW w:w="2519" w:type="dxa"/>
             <w:tcBorders>
-              <w:top w:val="single" w:color="000000" w:sz="4" w:space="0"/>
+              <w:top w:val="single" w:color="000000" w:themeColor="text1" w:sz="4" w:space="0"/>
             </w:tcBorders>
             <w:shd w:val="clear" w:color="auto" w:fill="auto"/>
             <w:tcMar>
@@ -14574,7 +14880,7 @@
           <w:tcPr>
             <w:tcW w:w="2517" w:type="dxa"/>
             <w:tcBorders>
-              <w:top w:val="single" w:color="000000" w:sz="4" w:space="0"/>
+              <w:top w:val="single" w:color="000000" w:themeColor="text1" w:sz="4" w:space="0"/>
             </w:tcBorders>
             <w:shd w:val="clear" w:color="auto" w:fill="auto"/>
             <w:tcMar>
@@ -14590,9 +14896,9 @@
               <w:jc w:val="both"/>
               <w:rPr>
                 <w:b w:val="0"/>
-                <w:bCs/>
-                <w:i/>
-                <w:iCs/>
+                <w:bCs w:val="0"/>
+                <w:i w:val="1"/>
+                <w:iCs w:val="1"/>
                 <w:sz w:val="20"/>
                 <w:szCs w:val="20"/>
               </w:rPr>
@@ -14600,20 +14906,42 @@
             <w:r>
               <w:rPr>
                 <w:b w:val="0"/>
-                <w:bCs/>
-                <w:i/>
-                <w:iCs/>
-                <w:sz w:val="20"/>
-                <w:szCs w:val="20"/>
-              </w:rPr>
-              <w:t xml:space="preserve">Buyer </w:t>
+                <w:bCs w:val="0"/>
+                <w:i w:val="1"/>
+                <w:iCs w:val="1"/>
+                <w:sz w:val="20"/>
+                <w:szCs w:val="20"/>
+              </w:rPr>
+              <w:t>Buye</w:t>
             </w:r>
             <w:r>
               <w:rPr>
                 <w:b w:val="0"/>
-                <w:bCs/>
-                <w:i/>
-                <w:iCs/>
+                <w:bCs w:val="0"/>
+                <w:i w:val="1"/>
+                <w:iCs w:val="1"/>
+                <w:sz w:val="20"/>
+                <w:szCs w:val="20"/>
+              </w:rPr>
+              <w:t>r</w:t>
+            </w:r>
+            <w:r>
+              <w:rPr>
+                <w:b w:val="0"/>
+                <w:bCs w:val="0"/>
+                <w:i w:val="0"/>
+                <w:iCs w:val="0"/>
+                <w:sz w:val="20"/>
+                <w:szCs w:val="20"/>
+              </w:rPr>
+              <w:t xml:space="preserve"> </w:t>
+            </w:r>
+            <w:r>
+              <w:rPr>
+                <w:b w:val="0"/>
+                <w:bCs w:val="0"/>
+                <w:i w:val="0"/>
+                <w:iCs w:val="0"/>
                 <w:sz w:val="20"/>
                 <w:szCs w:val="20"/>
               </w:rPr>
@@ -14622,9 +14950,9 @@
             <w:r>
               <w:rPr>
                 <w:b w:val="0"/>
-                <w:bCs/>
-                <w:i/>
-                <w:iCs/>
+                <w:bCs w:val="0"/>
+                <w:i w:val="0"/>
+                <w:iCs w:val="0"/>
                 <w:sz w:val="20"/>
                 <w:szCs w:val="20"/>
               </w:rPr>
@@ -14633,9 +14961,9 @@
             <w:r>
               <w:rPr>
                 <w:b w:val="0"/>
-                <w:bCs/>
-                <w:i/>
-                <w:iCs/>
+                <w:bCs w:val="0"/>
+                <w:i w:val="1"/>
+                <w:iCs w:val="1"/>
                 <w:sz w:val="20"/>
                 <w:szCs w:val="20"/>
               </w:rPr>
@@ -14647,7 +14975,7 @@
           <w:tcPr>
             <w:tcW w:w="2517" w:type="dxa"/>
             <w:tcBorders>
-              <w:top w:val="single" w:color="000000" w:sz="4" w:space="0"/>
+              <w:top w:val="single" w:color="000000" w:themeColor="text1" w:sz="4" w:space="0"/>
             </w:tcBorders>
             <w:shd w:val="clear" w:color="auto" w:fill="auto"/>
             <w:tcMar>
@@ -14702,7 +15030,7 @@
           <w:tcPr>
             <w:tcW w:w="2519" w:type="dxa"/>
             <w:tcBorders>
-              <w:top w:val="single" w:color="000000" w:sz="4" w:space="0"/>
+              <w:top w:val="single" w:color="000000" w:themeColor="text1" w:sz="4" w:space="0"/>
             </w:tcBorders>
             <w:shd w:val="clear" w:color="auto" w:fill="auto"/>
             <w:tcMar>
@@ -14738,7 +15066,7 @@
           <w:tcPr>
             <w:tcW w:w="2519" w:type="dxa"/>
             <w:tcBorders>
-              <w:top w:val="single" w:color="000000" w:sz="4" w:space="0"/>
+              <w:top w:val="single" w:color="000000" w:themeColor="text1" w:sz="4" w:space="0"/>
             </w:tcBorders>
             <w:shd w:val="clear" w:color="auto" w:fill="auto"/>
             <w:tcMar>
@@ -14795,8 +15123,9 @@
               <w:jc w:val="both"/>
               <w:rPr>
                 <w:b w:val="0"/>
-                <w:i/>
-                <w:iCs/>
+                <w:bCs w:val="0"/>
+                <w:i w:val="1"/>
+                <w:iCs w:val="1"/>
                 <w:sz w:val="20"/>
                 <w:szCs w:val="20"/>
               </w:rPr>
@@ -14804,20 +15133,31 @@
             <w:r>
               <w:rPr>
                 <w:b w:val="0"/>
-                <w:bCs/>
-                <w:i/>
-                <w:iCs/>
-                <w:sz w:val="20"/>
-                <w:szCs w:val="20"/>
-              </w:rPr>
-              <w:t xml:space="preserve">Buyer </w:t>
+                <w:bCs w:val="0"/>
+                <w:i w:val="1"/>
+                <w:iCs w:val="1"/>
+                <w:sz w:val="20"/>
+                <w:szCs w:val="20"/>
+              </w:rPr>
+              <w:t>Buyer</w:t>
             </w:r>
             <w:r>
               <w:rPr>
                 <w:b w:val="0"/>
-                <w:bCs/>
-                <w:i/>
-                <w:iCs/>
+                <w:bCs w:val="0"/>
+                <w:i w:val="0"/>
+                <w:iCs w:val="0"/>
+                <w:sz w:val="20"/>
+                <w:szCs w:val="20"/>
+              </w:rPr>
+              <w:t xml:space="preserve"> </w:t>
+            </w:r>
+            <w:r>
+              <w:rPr>
+                <w:b w:val="0"/>
+                <w:bCs w:val="0"/>
+                <w:i w:val="0"/>
+                <w:iCs w:val="0"/>
                 <w:sz w:val="20"/>
                 <w:szCs w:val="20"/>
               </w:rPr>
@@ -14826,9 +15166,9 @@
             <w:r>
               <w:rPr>
                 <w:b w:val="0"/>
-                <w:bCs/>
-                <w:i/>
-                <w:iCs/>
+                <w:bCs w:val="0"/>
+                <w:i w:val="0"/>
+                <w:iCs w:val="0"/>
                 <w:sz w:val="20"/>
                 <w:szCs w:val="20"/>
               </w:rPr>
@@ -16480,7 +16820,6 @@
           <w:szCs w:val="20"/>
         </w:rPr>
       </w:pPr>
-      <w:proofErr w:type="spellStart"/>
       <w:r>
         <w:rPr>
           <w:sz w:val="20"/>
@@ -16488,7 +16827,6 @@
         </w:rPr>
         <w:t>Caisaguano</w:t>
       </w:r>
-      <w:proofErr w:type="spellEnd"/>
       <w:r>
         <w:rPr>
           <w:sz w:val="20"/>
@@ -16496,7 +16834,6 @@
         </w:rPr>
         <w:t xml:space="preserve"> </w:t>
       </w:r>
-      <w:proofErr w:type="spellStart"/>
       <w:r>
         <w:rPr>
           <w:sz w:val="20"/>
@@ -16504,7 +16841,6 @@
         </w:rPr>
         <w:t>Chiluisa</w:t>
       </w:r>
-      <w:proofErr w:type="spellEnd"/>
       <w:r>
         <w:rPr>
           <w:sz w:val="20"/>
@@ -16514,12 +16850,30 @@
       </w:r>
       <w:r>
         <w:rPr>
-          <w:i/>
-          <w:iCs/>
-          <w:sz w:val="20"/>
-          <w:szCs w:val="20"/>
-        </w:rPr>
-        <w:t>El Buyer Persona, una estrategia de marketing digital para las MiPymes del sector turístico de Tungurahua</w:t>
+          <w:i w:val="1"/>
+          <w:iCs w:val="1"/>
+          <w:sz w:val="20"/>
+          <w:szCs w:val="20"/>
+        </w:rPr>
+        <w:t xml:space="preserve">El </w:t>
+      </w:r>
+      <w:r>
+        <w:rPr>
+          <w:i w:val="1"/>
+          <w:iCs w:val="1"/>
+          <w:sz w:val="20"/>
+          <w:szCs w:val="20"/>
+        </w:rPr>
+        <w:t>Buyer</w:t>
+      </w:r>
+      <w:r>
+        <w:rPr>
+          <w:i w:val="1"/>
+          <w:iCs w:val="1"/>
+          <w:sz w:val="20"/>
+          <w:szCs w:val="20"/>
+        </w:rPr>
+        <w:t xml:space="preserve"> Persona, una estrategia de marketing digital para las MiPymes del sector turístico de Tungurahua</w:t>
       </w:r>
       <w:r>
         <w:rPr>
@@ -16527,23 +16881,6 @@
           <w:szCs w:val="20"/>
         </w:rPr>
         <w:t xml:space="preserve"> [Tesis de grado, Universidad Técnica de Ambato]. Repositorio UTA. </w:t>
-      </w:r>
-      <w:hyperlink w:history="1" r:id="rId47">
-        <w:r>
-          <w:rPr>
-            <w:rStyle w:val="Hipervnculo"/>
-            <w:sz w:val="20"/>
-            <w:szCs w:val="20"/>
-          </w:rPr>
-          <w:t>https://repositorio.uta.edu.ec/server/api/core/bitstreams/8746bc51-5511-4408-bfa4-5f1aab99f1f4/content</w:t>
-        </w:r>
-      </w:hyperlink>
-      <w:r>
-        <w:rPr>
-          <w:sz w:val="20"/>
-          <w:szCs w:val="20"/>
-        </w:rPr>
-        <w:t xml:space="preserve"> </w:t>
       </w:r>
     </w:p>
     <w:p>
@@ -24212,8 +24549,8 @@
 <file path=customXml/item1.xml><?xml version="1.0" encoding="utf-8"?>
 <p:properties xmlns:p="http://schemas.microsoft.com/office/2006/metadata/properties" xmlns:xsi="http://www.w3.org/2001/XMLSchema-instance" xmlns:pc="http://schemas.microsoft.com/office/infopath/2007/PartnerControls">
   <documentManagement>
-    <TaxCatchAll xmlns="cb45339b-ced9-4d0d-8f64-77573914d53b" xsi:nil="true"/>
-    <lcf76f155ced4ddcb4097134ff3c332f xmlns="43a3ca16-9c26-4813-b83f-4aec9927b43f">
+    <TaxCatchAll xmlns="adccf511-daff-4bcb-9072-914cedbf4c7e" xsi:nil="true"/>
+    <lcf76f155ced4ddcb4097134ff3c332f xmlns="a70d3c18-0869-45a1-9f75-4b4b8f0f32be">
       <Terms xmlns="http://schemas.microsoft.com/office/infopath/2007/PartnerControls"/>
     </lcf76f155ced4ddcb4097134ff3c332f>
   </documentManagement>
@@ -24221,30 +24558,26 @@
 </file>
 
 <file path=customXml/item2.xml><?xml version="1.0" encoding="utf-8"?>
-<ct:contentTypeSchema xmlns:ct="http://schemas.microsoft.com/office/2006/metadata/contentType" xmlns:ma="http://schemas.microsoft.com/office/2006/metadata/properties/metaAttributes" ct:_="" ma:_="" ma:contentTypeName="Documento" ma:contentTypeID="0x01010049282E1EDBE9234EA9E6D38F720E265F" ma:contentTypeVersion="15" ma:contentTypeDescription="Crear nuevo documento." ma:contentTypeScope="" ma:versionID="b31c7aa9eaf043a08b87120b3c4916e3">
-  <xsd:schema xmlns:xsd="http://www.w3.org/2001/XMLSchema" xmlns:xs="http://www.w3.org/2001/XMLSchema" xmlns:p="http://schemas.microsoft.com/office/2006/metadata/properties" xmlns:ns2="cb45339b-ced9-4d0d-8f64-77573914d53b" xmlns:ns3="43a3ca16-9c26-4813-b83f-4aec9927b43f" targetNamespace="http://schemas.microsoft.com/office/2006/metadata/properties" ma:root="true" ma:fieldsID="3533d065b04d75c457075bc55f1f5315" ns2:_="" ns3:_="">
-    <xsd:import namespace="cb45339b-ced9-4d0d-8f64-77573914d53b"/>
-    <xsd:import namespace="43a3ca16-9c26-4813-b83f-4aec9927b43f"/>
+<ct:contentTypeSchema xmlns:ct="http://schemas.microsoft.com/office/2006/metadata/contentType" xmlns:ma="http://schemas.microsoft.com/office/2006/metadata/properties/metaAttributes" ct:_="" ma:_="" ma:contentTypeName="Document" ma:contentTypeID="0x010100FC2B1768DD5A774EB396CCAB0DE361C1" ma:contentTypeVersion="11" ma:contentTypeDescription="Create a new document." ma:contentTypeScope="" ma:versionID="9de673f0197ee9c4816cf50caa74988e">
+  <xsd:schema xmlns:xsd="http://www.w3.org/2001/XMLSchema" xmlns:xs="http://www.w3.org/2001/XMLSchema" xmlns:p="http://schemas.microsoft.com/office/2006/metadata/properties" xmlns:ns2="a70d3c18-0869-45a1-9f75-4b4b8f0f32be" xmlns:ns3="adccf511-daff-4bcb-9072-914cedbf4c7e" targetNamespace="http://schemas.microsoft.com/office/2006/metadata/properties" ma:root="true" ma:fieldsID="c9d576c1d58624d45e9370fec3b27e53" ns2:_="" ns3:_="">
+    <xsd:import namespace="a70d3c18-0869-45a1-9f75-4b4b8f0f32be"/>
+    <xsd:import namespace="adccf511-daff-4bcb-9072-914cedbf4c7e"/>
     <xsd:element name="properties">
       <xsd:complexType>
         <xsd:sequence>
           <xsd:element name="documentManagement">
             <xsd:complexType>
               <xsd:all>
-                <xsd:element ref="ns2:SharedWithUsers" minOccurs="0"/>
-                <xsd:element ref="ns2:SharedWithDetails" minOccurs="0"/>
-                <xsd:element ref="ns3:MediaServiceMetadata" minOccurs="0"/>
-                <xsd:element ref="ns3:MediaServiceFastMetadata" minOccurs="0"/>
-                <xsd:element ref="ns3:MediaServiceDateTaken" minOccurs="0"/>
-                <xsd:element ref="ns3:MediaServiceObjectDetectorVersions" minOccurs="0"/>
-                <xsd:element ref="ns3:MediaLengthInSeconds" minOccurs="0"/>
-                <xsd:element ref="ns3:MediaServiceLocation" minOccurs="0"/>
-                <xsd:element ref="ns3:MediaServiceGenerationTime" minOccurs="0"/>
-                <xsd:element ref="ns3:MediaServiceEventHashCode" minOccurs="0"/>
-                <xsd:element ref="ns3:lcf76f155ced4ddcb4097134ff3c332f" minOccurs="0"/>
-                <xsd:element ref="ns2:TaxCatchAll" minOccurs="0"/>
-                <xsd:element ref="ns3:MediaServiceOCR" minOccurs="0"/>
-                <xsd:element ref="ns3:MediaServiceSearchProperties" minOccurs="0"/>
+                <xsd:element ref="ns2:MediaServiceMetadata" minOccurs="0"/>
+                <xsd:element ref="ns2:MediaServiceFastMetadata" minOccurs="0"/>
+                <xsd:element ref="ns2:MediaServiceSearchProperties" minOccurs="0"/>
+                <xsd:element ref="ns2:MediaServiceDateTaken" minOccurs="0"/>
+                <xsd:element ref="ns2:MediaServiceGenerationTime" minOccurs="0"/>
+                <xsd:element ref="ns2:MediaServiceEventHashCode" minOccurs="0"/>
+                <xsd:element ref="ns2:MediaLengthInSeconds" minOccurs="0"/>
+                <xsd:element ref="ns2:lcf76f155ced4ddcb4097134ff3c332f" minOccurs="0"/>
+                <xsd:element ref="ns3:TaxCatchAll" minOccurs="0"/>
+                <xsd:element ref="ns2:MediaServiceOCR" minOccurs="0"/>
               </xsd:all>
             </xsd:complexType>
           </xsd:element>
@@ -24252,36 +24585,63 @@
       </xsd:complexType>
     </xsd:element>
   </xsd:schema>
-  <xsd:schema xmlns:xsd="http://www.w3.org/2001/XMLSchema" xmlns:xs="http://www.w3.org/2001/XMLSchema" xmlns:dms="http://schemas.microsoft.com/office/2006/documentManagement/types" xmlns:pc="http://schemas.microsoft.com/office/infopath/2007/PartnerControls" targetNamespace="cb45339b-ced9-4d0d-8f64-77573914d53b" elementFormDefault="qualified">
+  <xsd:schema xmlns:xsd="http://www.w3.org/2001/XMLSchema" xmlns:xs="http://www.w3.org/2001/XMLSchema" xmlns:dms="http://schemas.microsoft.com/office/2006/documentManagement/types" xmlns:pc="http://schemas.microsoft.com/office/infopath/2007/PartnerControls" targetNamespace="a70d3c18-0869-45a1-9f75-4b4b8f0f32be" elementFormDefault="qualified">
     <xsd:import namespace="http://schemas.microsoft.com/office/2006/documentManagement/types"/>
     <xsd:import namespace="http://schemas.microsoft.com/office/infopath/2007/PartnerControls"/>
-    <xsd:element name="SharedWithUsers" ma:index="8" nillable="true" ma:displayName="Compartido con" ma:internalName="SharedWithUsers" ma:readOnly="true">
+    <xsd:element name="MediaServiceMetadata" ma:index="8" nillable="true" ma:displayName="MediaServiceMetadata" ma:hidden="true" ma:internalName="MediaServiceMetadata" ma:readOnly="true">
+      <xsd:simpleType>
+        <xsd:restriction base="dms:Note"/>
+      </xsd:simpleType>
+    </xsd:element>
+    <xsd:element name="MediaServiceFastMetadata" ma:index="9" nillable="true" ma:displayName="MediaServiceFastMetadata" ma:hidden="true" ma:internalName="MediaServiceFastMetadata" ma:readOnly="true">
+      <xsd:simpleType>
+        <xsd:restriction base="dms:Note"/>
+      </xsd:simpleType>
+    </xsd:element>
+    <xsd:element name="MediaServiceSearchProperties" ma:index="10" nillable="true" ma:displayName="MediaServiceSearchProperties" ma:hidden="true" ma:internalName="MediaServiceSearchProperties" ma:readOnly="true">
+      <xsd:simpleType>
+        <xsd:restriction base="dms:Note"/>
+      </xsd:simpleType>
+    </xsd:element>
+    <xsd:element name="MediaServiceDateTaken" ma:index="11" nillable="true" ma:displayName="MediaServiceDateTaken" ma:hidden="true" ma:indexed="true" ma:internalName="MediaServiceDateTaken" ma:readOnly="true">
+      <xsd:simpleType>
+        <xsd:restriction base="dms:Text"/>
+      </xsd:simpleType>
+    </xsd:element>
+    <xsd:element name="MediaServiceGenerationTime" ma:index="12" nillable="true" ma:displayName="MediaServiceGenerationTime" ma:hidden="true" ma:internalName="MediaServiceGenerationTime" ma:readOnly="true">
+      <xsd:simpleType>
+        <xsd:restriction base="dms:Text"/>
+      </xsd:simpleType>
+    </xsd:element>
+    <xsd:element name="MediaServiceEventHashCode" ma:index="13" nillable="true" ma:displayName="MediaServiceEventHashCode" ma:hidden="true" ma:internalName="MediaServiceEventHashCode" ma:readOnly="true">
+      <xsd:simpleType>
+        <xsd:restriction base="dms:Text"/>
+      </xsd:simpleType>
+    </xsd:element>
+    <xsd:element name="MediaLengthInSeconds" ma:index="14" nillable="true" ma:displayName="MediaLengthInSeconds" ma:hidden="true" ma:internalName="MediaLengthInSeconds" ma:readOnly="true">
+      <xsd:simpleType>
+        <xsd:restriction base="dms:Unknown"/>
+      </xsd:simpleType>
+    </xsd:element>
+    <xsd:element name="lcf76f155ced4ddcb4097134ff3c332f" ma:index="16" nillable="true" ma:taxonomy="true" ma:internalName="lcf76f155ced4ddcb4097134ff3c332f" ma:taxonomyFieldName="MediaServiceImageTags" ma:displayName="Image Tags" ma:readOnly="false" ma:fieldId="{5cf76f15-5ced-4ddc-b409-7134ff3c332f}" ma:taxonomyMulti="true" ma:sspId="d33c8c81-5745-4931-bcc4-c2aeafe86780" ma:termSetId="09814cd3-568e-fe90-9814-8d621ff8fb84" ma:anchorId="fba54fb3-c3e1-fe81-a776-ca4b69148c4d" ma:open="true" ma:isKeyword="false">
       <xsd:complexType>
-        <xsd:complexContent>
-          <xsd:extension base="dms:UserMulti">
-            <xsd:sequence>
-              <xsd:element name="UserInfo" minOccurs="0" maxOccurs="unbounded">
-                <xsd:complexType>
-                  <xsd:sequence>
-                    <xsd:element name="DisplayName" type="xsd:string" minOccurs="0"/>
-                    <xsd:element name="AccountId" type="dms:UserId" minOccurs="0" nillable="true"/>
-                    <xsd:element name="AccountType" type="xsd:string" minOccurs="0"/>
-                  </xsd:sequence>
-                </xsd:complexType>
-              </xsd:element>
-            </xsd:sequence>
-          </xsd:extension>
-        </xsd:complexContent>
+        <xsd:sequence>
+          <xsd:element ref="pc:Terms" minOccurs="0" maxOccurs="1"/>
+        </xsd:sequence>
       </xsd:complexType>
     </xsd:element>
-    <xsd:element name="SharedWithDetails" ma:index="9" nillable="true" ma:displayName="Detalles de uso compartido" ma:internalName="SharedWithDetails" ma:readOnly="true">
+    <xsd:element name="MediaServiceOCR" ma:index="18" nillable="true" ma:displayName="Extracted Text" ma:internalName="MediaServiceOCR" ma:readOnly="true">
       <xsd:simpleType>
         <xsd:restriction base="dms:Note">
           <xsd:maxLength value="255"/>
         </xsd:restriction>
       </xsd:simpleType>
     </xsd:element>
-    <xsd:element name="TaxCatchAll" ma:index="20" nillable="true" ma:displayName="Taxonomy Catch All Column" ma:hidden="true" ma:list="{2f40a149-578b-41a1-8845-c88bc1831770}" ma:internalName="TaxCatchAll" ma:showField="CatchAllData" ma:web="cb45339b-ced9-4d0d-8f64-77573914d53b">
+  </xsd:schema>
+  <xsd:schema xmlns:xsd="http://www.w3.org/2001/XMLSchema" xmlns:xs="http://www.w3.org/2001/XMLSchema" xmlns:dms="http://schemas.microsoft.com/office/2006/documentManagement/types" xmlns:pc="http://schemas.microsoft.com/office/infopath/2007/PartnerControls" targetNamespace="adccf511-daff-4bcb-9072-914cedbf4c7e" elementFormDefault="qualified">
+    <xsd:import namespace="http://schemas.microsoft.com/office/2006/documentManagement/types"/>
+    <xsd:import namespace="http://schemas.microsoft.com/office/infopath/2007/PartnerControls"/>
+    <xsd:element name="TaxCatchAll" ma:index="17" nillable="true" ma:displayName="Taxonomy Catch All Column" ma:hidden="true" ma:list="{d55fdbc5-1632-489d-aeea-ba6fd7407963}" ma:internalName="TaxCatchAll" ma:showField="CatchAllData" ma:web="adccf511-daff-4bcb-9072-914cedbf4c7e">
       <xsd:complexType>
         <xsd:complexContent>
           <xsd:extension base="dms:MultiChoiceLookup">
@@ -24293,69 +24653,6 @@
       </xsd:complexType>
     </xsd:element>
   </xsd:schema>
-  <xsd:schema xmlns:xsd="http://www.w3.org/2001/XMLSchema" xmlns:xs="http://www.w3.org/2001/XMLSchema" xmlns:dms="http://schemas.microsoft.com/office/2006/documentManagement/types" xmlns:pc="http://schemas.microsoft.com/office/infopath/2007/PartnerControls" targetNamespace="43a3ca16-9c26-4813-b83f-4aec9927b43f" elementFormDefault="qualified">
-    <xsd:import namespace="http://schemas.microsoft.com/office/2006/documentManagement/types"/>
-    <xsd:import namespace="http://schemas.microsoft.com/office/infopath/2007/PartnerControls"/>
-    <xsd:element name="MediaServiceMetadata" ma:index="10" nillable="true" ma:displayName="MediaServiceMetadata" ma:hidden="true" ma:internalName="MediaServiceMetadata" ma:readOnly="true">
-      <xsd:simpleType>
-        <xsd:restriction base="dms:Note"/>
-      </xsd:simpleType>
-    </xsd:element>
-    <xsd:element name="MediaServiceFastMetadata" ma:index="11" nillable="true" ma:displayName="MediaServiceFastMetadata" ma:hidden="true" ma:internalName="MediaServiceFastMetadata" ma:readOnly="true">
-      <xsd:simpleType>
-        <xsd:restriction base="dms:Note"/>
-      </xsd:simpleType>
-    </xsd:element>
-    <xsd:element name="MediaServiceDateTaken" ma:index="12" nillable="true" ma:displayName="MediaServiceDateTaken" ma:hidden="true" ma:indexed="true" ma:internalName="MediaServiceDateTaken" ma:readOnly="true">
-      <xsd:simpleType>
-        <xsd:restriction base="dms:Text"/>
-      </xsd:simpleType>
-    </xsd:element>
-    <xsd:element name="MediaServiceObjectDetectorVersions" ma:index="13" nillable="true" ma:displayName="MediaServiceObjectDetectorVersions" ma:hidden="true" ma:indexed="true" ma:internalName="MediaServiceObjectDetectorVersions" ma:readOnly="true">
-      <xsd:simpleType>
-        <xsd:restriction base="dms:Text"/>
-      </xsd:simpleType>
-    </xsd:element>
-    <xsd:element name="MediaLengthInSeconds" ma:index="14" nillable="true" ma:displayName="MediaLengthInSeconds" ma:hidden="true" ma:internalName="MediaLengthInSeconds" ma:readOnly="true">
-      <xsd:simpleType>
-        <xsd:restriction base="dms:Unknown"/>
-      </xsd:simpleType>
-    </xsd:element>
-    <xsd:element name="MediaServiceLocation" ma:index="15" nillable="true" ma:displayName="Location" ma:indexed="true" ma:internalName="MediaServiceLocation" ma:readOnly="true">
-      <xsd:simpleType>
-        <xsd:restriction base="dms:Text"/>
-      </xsd:simpleType>
-    </xsd:element>
-    <xsd:element name="MediaServiceGenerationTime" ma:index="16" nillable="true" ma:displayName="MediaServiceGenerationTime" ma:hidden="true" ma:internalName="MediaServiceGenerationTime" ma:readOnly="true">
-      <xsd:simpleType>
-        <xsd:restriction base="dms:Text"/>
-      </xsd:simpleType>
-    </xsd:element>
-    <xsd:element name="MediaServiceEventHashCode" ma:index="17" nillable="true" ma:displayName="MediaServiceEventHashCode" ma:hidden="true" ma:internalName="MediaServiceEventHashCode" ma:readOnly="true">
-      <xsd:simpleType>
-        <xsd:restriction base="dms:Text"/>
-      </xsd:simpleType>
-    </xsd:element>
-    <xsd:element name="lcf76f155ced4ddcb4097134ff3c332f" ma:index="19" nillable="true" ma:taxonomy="true" ma:internalName="lcf76f155ced4ddcb4097134ff3c332f" ma:taxonomyFieldName="MediaServiceImageTags" ma:displayName="Etiquetas de imagen" ma:readOnly="false" ma:fieldId="{5cf76f15-5ced-4ddc-b409-7134ff3c332f}" ma:taxonomyMulti="true" ma:sspId="d33c8c81-5745-4931-bcc4-c2aeafe86780" ma:termSetId="09814cd3-568e-fe90-9814-8d621ff8fb84" ma:anchorId="fba54fb3-c3e1-fe81-a776-ca4b69148c4d" ma:open="true" ma:isKeyword="false">
-      <xsd:complexType>
-        <xsd:sequence>
-          <xsd:element ref="pc:Terms" minOccurs="0" maxOccurs="1"/>
-        </xsd:sequence>
-      </xsd:complexType>
-    </xsd:element>
-    <xsd:element name="MediaServiceOCR" ma:index="21" nillable="true" ma:displayName="Extracted Text" ma:internalName="MediaServiceOCR" ma:readOnly="true">
-      <xsd:simpleType>
-        <xsd:restriction base="dms:Note">
-          <xsd:maxLength value="255"/>
-        </xsd:restriction>
-      </xsd:simpleType>
-    </xsd:element>
-    <xsd:element name="MediaServiceSearchProperties" ma:index="22" nillable="true" ma:displayName="MediaServiceSearchProperties" ma:hidden="true" ma:internalName="MediaServiceSearchProperties" ma:readOnly="true">
-      <xsd:simpleType>
-        <xsd:restriction base="dms:Note"/>
-      </xsd:simpleType>
-    </xsd:element>
-  </xsd:schema>
   <xsd:schema xmlns="http://schemas.openxmlformats.org/package/2006/metadata/core-properties" xmlns:xsd="http://www.w3.org/2001/XMLSchema" xmlns:xsi="http://www.w3.org/2001/XMLSchema-instance" xmlns:dc="http://purl.org/dc/elements/1.1/" xmlns:dcterms="http://purl.org/dc/terms/" xmlns:odoc="http://schemas.microsoft.com/internal/obd" targetNamespace="http://schemas.openxmlformats.org/package/2006/metadata/core-properties" elementFormDefault="qualified" attributeFormDefault="unqualified" blockDefault="#all">
     <xsd:import namespace="http://purl.org/dc/elements/1.1/" schemaLocation="http://dublincore.org/schemas/xmls/qdc/2003/04/02/dc.xsd"/>
     <xsd:import namespace="http://purl.org/dc/terms/" schemaLocation="http://dublincore.org/schemas/xmls/qdc/2003/04/02/dcterms.xsd"/>
@@ -24365,8 +24662,8 @@
         <xsd:element ref="dc:creator" minOccurs="0" maxOccurs="1"/>
         <xsd:element ref="dcterms:created" minOccurs="0" maxOccurs="1"/>
         <xsd:element ref="dc:identifier" minOccurs="0" maxOccurs="1"/>
-        <xsd:element name="contentType" minOccurs="0" maxOccurs="1" type="xsd:string" ma:index="0" ma:displayName="Tipo de contenido"/>
-        <xsd:element ref="dc:title" minOccurs="0" maxOccurs="1" ma:index="4" ma:displayName="Título"/>
+        <xsd:element name="contentType" minOccurs="0" maxOccurs="1" type="xsd:string" ma:index="0" ma:displayName="Content Type"/>
+        <xsd:element ref="dc:title" minOccurs="0" maxOccurs="1" ma:index="4" ma:displayName="Title"/>
         <xsd:element ref="dc:subject" minOccurs="0" maxOccurs="1"/>
         <xsd:element ref="dc:description" minOccurs="0" maxOccurs="1"/>
         <xsd:element name="keywords" minOccurs="0" maxOccurs="1" type="xsd:string"/>
@@ -24486,22 +24783,7 @@
 </file>
 
 <file path=customXml/itemProps2.xml><?xml version="1.0" encoding="utf-8"?>
-<ds:datastoreItem xmlns:ds="http://schemas.openxmlformats.org/officeDocument/2006/customXml" ds:itemID="{ED6437D9-A551-4381-A4D8-61C9A3C28C16}">
-  <ds:schemaRefs>
-    <ds:schemaRef ds:uri="http://schemas.microsoft.com/office/2006/metadata/contentType"/>
-    <ds:schemaRef ds:uri="http://schemas.microsoft.com/office/2006/metadata/properties/metaAttributes"/>
-    <ds:schemaRef ds:uri="http://www.w3.org/2001/XMLSchema"/>
-    <ds:schemaRef ds:uri="http://schemas.microsoft.com/office/2006/metadata/properties"/>
-    <ds:schemaRef ds:uri="cb45339b-ced9-4d0d-8f64-77573914d53b"/>
-    <ds:schemaRef ds:uri="43a3ca16-9c26-4813-b83f-4aec9927b43f"/>
-    <ds:schemaRef ds:uri="http://schemas.microsoft.com/office/2006/documentManagement/types"/>
-    <ds:schemaRef ds:uri="http://schemas.microsoft.com/office/infopath/2007/PartnerControls"/>
-    <ds:schemaRef ds:uri="http://schemas.openxmlformats.org/package/2006/metadata/core-properties"/>
-    <ds:schemaRef ds:uri="http://purl.org/dc/elements/1.1/"/>
-    <ds:schemaRef ds:uri="http://purl.org/dc/terms/"/>
-    <ds:schemaRef ds:uri="http://schemas.microsoft.com/internal/obd"/>
-  </ds:schemaRefs>
-</ds:datastoreItem>
+<ds:datastoreItem xmlns:ds="http://schemas.openxmlformats.org/officeDocument/2006/customXml" ds:itemID="{5DFDE3F8-E3EF-478E-A438-35E3DB189CA7}"/>
 </file>
 
 <file path=customXml/itemProps3.xml><?xml version="1.0" encoding="utf-8"?>
